--- a/PereverzaEA_Practice_2nd-course/Задание_проектно-технологическая практика_ПереверзаЕА.docx
+++ b/PereverzaEA_Practice_2nd-course/Задание_проектно-технологическая практика_ПереверзаЕА.docx
@@ -766,25 +766,7 @@
           <w:szCs w:val="22"/>
           <w:u w:val="single"/>
         </w:rPr>
-        <w:t xml:space="preserve">                                                                           </w:t>
-      </w:r>
-      <w:r>
-        <w:rPr>
-          <w:color w:val="000000"/>
-          <w:sz w:val="22"/>
-          <w:szCs w:val="22"/>
-          <w:u w:val="single"/>
-        </w:rPr>
-        <w:t xml:space="preserve">  </w:t>
-      </w:r>
-      <w:r>
-        <w:rPr>
-          <w:color w:val="000000"/>
-          <w:sz w:val="22"/>
-          <w:szCs w:val="22"/>
-          <w:u w:val="single"/>
-        </w:rPr>
-        <w:t xml:space="preserve"> </w:t>
+        <w:t xml:space="preserve">                                                                              </w:t>
       </w:r>
       <w:r>
         <w:rPr>
@@ -943,8 +925,9 @@
           <w:sz w:val="28"/>
           <w:szCs w:val="28"/>
           <w:u w:val="single"/>
-        </w:rPr>
-        <w:t>, доцент</w:t>
+          <w:lang w:val="en-US"/>
+        </w:rPr>
+        <w:t xml:space="preserve">              </w:t>
       </w:r>
       <w:r>
         <w:rPr>
@@ -962,16 +945,7 @@
           <w:szCs w:val="28"/>
           <w:u w:val="single"/>
         </w:rPr>
-        <w:t xml:space="preserve">       </w:t>
-      </w:r>
-      <w:r>
-        <w:rPr>
-          <w:color w:val="000000"/>
-          <w:sz w:val="28"/>
-          <w:szCs w:val="28"/>
-          <w:u w:val="single"/>
-        </w:rPr>
-        <w:t xml:space="preserve">             </w:t>
+        <w:t xml:space="preserve">                    </w:t>
       </w:r>
       <w:r>
         <w:rPr>
@@ -1025,23 +999,7 @@
           <w:sz w:val="22"/>
           <w:szCs w:val="22"/>
         </w:rPr>
-        <w:t xml:space="preserve">Утверждено </w:t>
-      </w:r>
-      <w:proofErr w:type="gramStart"/>
-      <w:r>
-        <w:rPr>
-          <w:sz w:val="22"/>
-          <w:szCs w:val="22"/>
-        </w:rPr>
-        <w:t>приказом  ФГБОУ</w:t>
-      </w:r>
-      <w:proofErr w:type="gramEnd"/>
-      <w:r>
-        <w:rPr>
-          <w:sz w:val="22"/>
-          <w:szCs w:val="22"/>
-        </w:rPr>
-        <w:t xml:space="preserve"> ВО «РГПУ им. А. И. Герцена»</w:t>
+        <w:t>Утверждено приказом  ФГБОУ ВО «РГПУ им. А. И. Герцена»</w:t>
       </w:r>
       <w:r>
         <w:rPr>
@@ -4251,33 +4209,15 @@
           <w:sz w:val="20"/>
           <w:szCs w:val="20"/>
         </w:rPr>
-        <w:t xml:space="preserve"> исполнению </w:t>
-      </w:r>
-      <w:proofErr w:type="gramStart"/>
+        <w:t xml:space="preserve"> исполнению «</w:t>
+      </w:r>
       <w:r>
         <w:rPr>
           <w:color w:val="000000"/>
           <w:sz w:val="20"/>
           <w:szCs w:val="20"/>
         </w:rPr>
-        <w:t>«</w:t>
-      </w:r>
-      <w:r>
-        <w:rPr>
-          <w:color w:val="000000"/>
-          <w:sz w:val="20"/>
-          <w:szCs w:val="20"/>
-        </w:rPr>
-        <w:t xml:space="preserve"> 4</w:t>
-      </w:r>
-      <w:proofErr w:type="gramEnd"/>
-      <w:r>
-        <w:rPr>
-          <w:color w:val="000000"/>
-          <w:sz w:val="20"/>
-          <w:szCs w:val="20"/>
-        </w:rPr>
-        <w:t xml:space="preserve"> </w:t>
+        <w:t xml:space="preserve"> 4 </w:t>
       </w:r>
       <w:r>
         <w:rPr>
